--- a/docs/web/week11/victor/Victor-Lee-Assignment-11.docx
+++ b/docs/web/week11/victor/Victor-Lee-Assignment-11.docx
@@ -595,7 +595,7 @@
                 <w:sz w:val="19"/>
                 <w:szCs w:val="19"/>
               </w:rPr>
-              <w:t xml:space="preserve">159 Jest tests in 14 suites (listed in </w:t>
+              <w:t xml:space="preserve">160 Jest tests in 14 suites (listed in </w:t>
             </w:r>
             <w:r>
               <w:rPr>
@@ -1267,7 +1267,7 @@
                 <w:sz w:val="19"/>
                 <w:szCs w:val="19"/>
               </w:rPr>
-              <w:t xml:space="preserve">Visual alert banners (shown but locked on), smart escalation, captions on/off, caption size and colour with a live preview, alert volume and left/right balance sliders, vibration on/off with the three alert rhythms (played as a visual pulse, and as a real vibration on phones that support it), and Reset to defaults behind a confirmation dialog.</w:t>
+              <w:t xml:space="preserve">Visual alert banners (shown but locked on), smart escalation, captions on/off, caption size and colour with a live preview, alert volume and left/right balance sliders, vibration on/off with the three alert rhythms (played as a visual pulse, and as a real vibration on phones that support it), and an Account section with Sign out behind a confirmation dialog.</w:t>
             </w:r>
           </w:p>
         </w:tc>
@@ -2373,6 +2373,838 @@
       </w:tr>
     </w:tbl>
     <w:p/>
+    <w:p>
+      <w:pPr>
+        <w:pStyle w:val="Heading3"/>
+      </w:pPr>
+      <w:r>
+        <w:rPr>
+          <w:rFonts w:ascii="Calibri" w:cs="Calibri" w:eastAsia="Calibri" w:hAnsi="Calibri"/>
+        </w:rPr>
+        <w:t xml:space="preserve">Matching the desktop and mobile apps</w:t>
+      </w:r>
+    </w:p>
+    <w:p>
+      <w:pPr>
+        <w:spacing w:after="120"/>
+      </w:pPr>
+      <w:r>
+        <w:rPr>
+          <w:rFonts w:ascii="Calibri" w:cs="Calibri" w:eastAsia="Calibri" w:hAnsi="Calibri"/>
+        </w:rPr>
+        <w:t xml:space="preserve">The three web screens follow the versions the team built in earlier weeks: the Electron desktop app (Weeks 8–9) and the React Native and Flutter phone apps. All three of those already agree with each other, so they are the reference.</w:t>
+      </w:r>
+    </w:p>
+    <w:tbl>
+      <w:tblPr>
+        <w:tblW w:type="dxa" w:w="9360"/>
+        <w:tblBorders>
+          <w:top w:val="single" w:color="auto" w:sz="4"/>
+          <w:left w:val="single" w:color="auto" w:sz="4"/>
+          <w:bottom w:val="single" w:color="auto" w:sz="4"/>
+          <w:right w:val="single" w:color="auto" w:sz="4"/>
+          <w:insideH w:val="single" w:color="auto" w:sz="4"/>
+          <w:insideV w:val="single" w:color="auto" w:sz="4"/>
+        </w:tblBorders>
+      </w:tblPr>
+      <w:tblGrid>
+        <w:gridCol w:w="4680"/>
+        <w:gridCol w:w="4680"/>
+      </w:tblGrid>
+      <w:tr>
+        <w:trPr>
+          <w:tblHeader/>
+        </w:trPr>
+        <w:tc>
+          <w:tcPr>
+            <w:tcW w:type="dxa" w:w="4680"/>
+            <w:tcBorders>
+              <w:top w:val="single" w:color="BFC5CE" w:sz="4"/>
+              <w:left w:val="single" w:color="BFC5CE" w:sz="4"/>
+              <w:bottom w:val="single" w:color="BFC5CE" w:sz="4"/>
+              <w:right w:val="single" w:color="BFC5CE" w:sz="4"/>
+            </w:tcBorders>
+            <w:shd w:fill="E8F1F6" w:color="auto" w:val="clear"/>
+            <w:tcMar>
+              <w:top w:type="dxa" w:w="60"/>
+              <w:left w:type="dxa" w:w="90"/>
+              <w:bottom w:type="dxa" w:w="60"/>
+              <w:right w:type="dxa" w:w="90"/>
+            </w:tcMar>
+          </w:tcPr>
+          <w:p>
+            <w:r>
+              <w:rPr>
+                <w:rFonts w:ascii="Calibri" w:cs="Calibri" w:eastAsia="Calibri" w:hAnsi="Calibri"/>
+                <w:b/>
+                <w:bCs/>
+                <w:sz w:val="19"/>
+                <w:szCs w:val="19"/>
+              </w:rPr>
+              <w:t xml:space="preserve">Same as desktop and mobile</w:t>
+            </w:r>
+          </w:p>
+        </w:tc>
+        <w:tc>
+          <w:tcPr>
+            <w:tcW w:type="dxa" w:w="4680"/>
+            <w:tcBorders>
+              <w:top w:val="single" w:color="BFC5CE" w:sz="4"/>
+              <w:left w:val="single" w:color="BFC5CE" w:sz="4"/>
+              <w:bottom w:val="single" w:color="BFC5CE" w:sz="4"/>
+              <w:right w:val="single" w:color="BFC5CE" w:sz="4"/>
+            </w:tcBorders>
+            <w:shd w:fill="E8F1F6" w:color="auto" w:val="clear"/>
+            <w:tcMar>
+              <w:top w:type="dxa" w:w="60"/>
+              <w:left w:type="dxa" w:w="90"/>
+              <w:bottom w:type="dxa" w:w="60"/>
+              <w:right w:type="dxa" w:w="90"/>
+            </w:tcMar>
+          </w:tcPr>
+          <w:p>
+            <w:r>
+              <w:rPr>
+                <w:rFonts w:ascii="Calibri" w:cs="Calibri" w:eastAsia="Calibri" w:hAnsi="Calibri"/>
+                <w:b/>
+                <w:bCs/>
+                <w:sz w:val="19"/>
+                <w:szCs w:val="19"/>
+              </w:rPr>
+              <w:t xml:space="preserve">Detail</w:t>
+            </w:r>
+          </w:p>
+        </w:tc>
+      </w:tr>
+      <w:tr>
+        <w:trPr>
+          <w:tblHeader w:val="off"/>
+        </w:trPr>
+        <w:tc>
+          <w:tcPr>
+            <w:tcW w:type="dxa" w:w="4680"/>
+            <w:tcBorders>
+              <w:top w:val="single" w:color="BFC5CE" w:sz="4"/>
+              <w:left w:val="single" w:color="BFC5CE" w:sz="4"/>
+              <w:bottom w:val="single" w:color="BFC5CE" w:sz="4"/>
+              <w:right w:val="single" w:color="BFC5CE" w:sz="4"/>
+            </w:tcBorders>
+            <w:tcMar>
+              <w:top w:type="dxa" w:w="60"/>
+              <w:left w:type="dxa" w:w="90"/>
+              <w:bottom w:type="dxa" w:w="60"/>
+              <w:right w:type="dxa" w:w="90"/>
+            </w:tcMar>
+          </w:tcPr>
+          <w:p>
+            <w:r>
+              <w:rPr>
+                <w:rFonts w:ascii="Calibri" w:cs="Calibri" w:eastAsia="Calibri" w:hAnsi="Calibri"/>
+                <w:sz w:val="19"/>
+                <w:szCs w:val="19"/>
+              </w:rPr>
+              <w:t xml:space="preserve">Data and rules</w:t>
+            </w:r>
+          </w:p>
+        </w:tc>
+        <w:tc>
+          <w:tcPr>
+            <w:tcW w:type="dxa" w:w="4680"/>
+            <w:tcBorders>
+              <w:top w:val="single" w:color="BFC5CE" w:sz="4"/>
+              <w:left w:val="single" w:color="BFC5CE" w:sz="4"/>
+              <w:bottom w:val="single" w:color="BFC5CE" w:sz="4"/>
+              <w:right w:val="single" w:color="BFC5CE" w:sz="4"/>
+            </w:tcBorders>
+            <w:tcMar>
+              <w:top w:type="dxa" w:w="60"/>
+              <w:left w:type="dxa" w:w="90"/>
+              <w:bottom w:type="dxa" w:w="60"/>
+              <w:right w:type="dxa" w:w="90"/>
+            </w:tcMar>
+          </w:tcPr>
+          <w:p>
+            <w:r>
+              <w:rPr>
+                <w:rFonts w:ascii="Calibri" w:cs="Calibri" w:eastAsia="Calibri" w:hAnsi="Calibri"/>
+                <w:sz w:val="19"/>
+                <w:szCs w:val="19"/>
+              </w:rPr>
+              <w:t xml:space="preserve">The contact, message and accessibility-settings models are the desktop and mobile files, copied unchanged with their unit tests. The contacts and conversations are the same Week 3 prototype data (Joyce as primary, Dr. Sharma, Maria, James, NHS 111).</w:t>
+            </w:r>
+          </w:p>
+        </w:tc>
+      </w:tr>
+      <w:tr>
+        <w:trPr>
+          <w:tblHeader w:val="off"/>
+        </w:trPr>
+        <w:tc>
+          <w:tcPr>
+            <w:tcW w:type="dxa" w:w="4680"/>
+            <w:tcBorders>
+              <w:top w:val="single" w:color="BFC5CE" w:sz="4"/>
+              <w:left w:val="single" w:color="BFC5CE" w:sz="4"/>
+              <w:bottom w:val="single" w:color="BFC5CE" w:sz="4"/>
+              <w:right w:val="single" w:color="BFC5CE" w:sz="4"/>
+            </w:tcBorders>
+            <w:tcMar>
+              <w:top w:type="dxa" w:w="60"/>
+              <w:left w:type="dxa" w:w="90"/>
+              <w:bottom w:type="dxa" w:w="60"/>
+              <w:right w:type="dxa" w:w="90"/>
+            </w:tcMar>
+          </w:tcPr>
+          <w:p>
+            <w:r>
+              <w:rPr>
+                <w:rFonts w:ascii="Calibri" w:cs="Calibri" w:eastAsia="Calibri" w:hAnsi="Calibri"/>
+                <w:sz w:val="19"/>
+                <w:szCs w:val="19"/>
+              </w:rPr>
+              <w:t xml:space="preserve">Contacts</w:t>
+            </w:r>
+          </w:p>
+        </w:tc>
+        <w:tc>
+          <w:tcPr>
+            <w:tcW w:type="dxa" w:w="4680"/>
+            <w:tcBorders>
+              <w:top w:val="single" w:color="BFC5CE" w:sz="4"/>
+              <w:left w:val="single" w:color="BFC5CE" w:sz="4"/>
+              <w:bottom w:val="single" w:color="BFC5CE" w:sz="4"/>
+              <w:right w:val="single" w:color="BFC5CE" w:sz="4"/>
+            </w:tcBorders>
+            <w:tcMar>
+              <w:top w:type="dxa" w:w="60"/>
+              <w:left w:type="dxa" w:w="90"/>
+              <w:bottom w:type="dxa" w:w="60"/>
+              <w:right w:type="dxa" w:w="90"/>
+            </w:tcMar>
+          </w:tcPr>
+          <w:p>
+            <w:r>
+              <w:rPr>
+                <w:rFonts w:ascii="Calibri" w:cs="Calibri" w:eastAsia="Calibri" w:hAnsi="Calibri"/>
+                <w:sz w:val="19"/>
+                <w:szCs w:val="19"/>
+              </w:rPr>
+              <w:t xml:space="preserve">One list, primary first. Each card shows initials, name, a Primary badge, the relationship, a preview of the last message, and a waiting count drawn as a circle with the word "waiting" under it. The "Getting someone's attention" banner. No call button.</w:t>
+            </w:r>
+          </w:p>
+        </w:tc>
+      </w:tr>
+      <w:tr>
+        <w:trPr>
+          <w:tblHeader w:val="off"/>
+        </w:trPr>
+        <w:tc>
+          <w:tcPr>
+            <w:tcW w:type="dxa" w:w="4680"/>
+            <w:tcBorders>
+              <w:top w:val="single" w:color="BFC5CE" w:sz="4"/>
+              <w:left w:val="single" w:color="BFC5CE" w:sz="4"/>
+              <w:bottom w:val="single" w:color="BFC5CE" w:sz="4"/>
+              <w:right w:val="single" w:color="BFC5CE" w:sz="4"/>
+            </w:tcBorders>
+            <w:tcMar>
+              <w:top w:type="dxa" w:w="60"/>
+              <w:left w:type="dxa" w:w="90"/>
+              <w:bottom w:type="dxa" w:w="60"/>
+              <w:right w:type="dxa" w:w="90"/>
+            </w:tcMar>
+          </w:tcPr>
+          <w:p>
+            <w:r>
+              <w:rPr>
+                <w:rFonts w:ascii="Calibri" w:cs="Calibri" w:eastAsia="Calibri" w:hAnsi="Calibri"/>
+                <w:sz w:val="19"/>
+                <w:szCs w:val="19"/>
+              </w:rPr>
+              <w:t xml:space="preserve">Conversation</w:t>
+            </w:r>
+          </w:p>
+        </w:tc>
+        <w:tc>
+          <w:tcPr>
+            <w:tcW w:type="dxa" w:w="4680"/>
+            <w:tcBorders>
+              <w:top w:val="single" w:color="BFC5CE" w:sz="4"/>
+              <w:left w:val="single" w:color="BFC5CE" w:sz="4"/>
+              <w:bottom w:val="single" w:color="BFC5CE" w:sz="4"/>
+              <w:right w:val="single" w:color="BFC5CE" w:sz="4"/>
+            </w:tcBorders>
+            <w:tcMar>
+              <w:top w:type="dxa" w:w="60"/>
+              <w:left w:type="dxa" w:w="90"/>
+              <w:bottom w:type="dxa" w:w="60"/>
+              <w:right w:type="dxa" w:w="90"/>
+            </w:tcMar>
+          </w:tcPr>
+          <w:p>
+            <w:r>
+              <w:rPr>
+                <w:rFonts w:ascii="Calibri" w:cs="Calibri" w:eastAsia="Calibri" w:hAnsi="Calibri"/>
+                <w:sz w:val="19"/>
+                <w:szCs w:val="19"/>
+              </w:rPr>
+              <w:t xml:space="preserve">The header shows the name and relationship with its role icon. Captioned video call ("Call Joyce now", which asks for live captions). "Captions are turned off" warning with </w:t>
+            </w:r>
+            <w:r>
+              <w:rPr>
+                <w:rFonts w:ascii="Calibri" w:cs="Calibri" w:eastAsia="Calibri" w:hAnsi="Calibri"/>
+                <w:b/>
+                <w:bCs/>
+                <w:sz w:val="19"/>
+                <w:szCs w:val="19"/>
+              </w:rPr>
+              <w:t xml:space="preserve">Open settings</w:t>
+            </w:r>
+            <w:r>
+              <w:rPr>
+                <w:rFonts w:ascii="Calibri" w:cs="Calibri" w:eastAsia="Calibri" w:hAnsi="Calibri"/>
+                <w:sz w:val="19"/>
+                <w:szCs w:val="19"/>
+              </w:rPr>
+              <w:t xml:space="preserve">. Day headings. Transcripts and caption labels. The Alert button with the same two lines of text. A worded flash, and a short confirmation buzz on the sender's own phone (mobile's </w:t>
+            </w:r>
+            <w:r>
+              <w:rPr>
+                <w:rFonts w:ascii="Consolas" w:cs="Consolas" w:eastAsia="Consolas" w:hAnsi="Consolas"/>
+                <w:sz w:val="19"/>
+                <w:szCs w:val="19"/>
+              </w:rPr>
+              <w:t xml:space="preserve">notifyBuzz</w:t>
+            </w:r>
+            <w:r>
+              <w:rPr>
+                <w:rFonts w:ascii="Calibri" w:cs="Calibri" w:eastAsia="Calibri" w:hAnsi="Calibri"/>
+                <w:sz w:val="19"/>
+                <w:szCs w:val="19"/>
+              </w:rPr>
+              <w:t xml:space="preserve">, using the browser's Vibration API where it exists).</w:t>
+            </w:r>
+          </w:p>
+        </w:tc>
+      </w:tr>
+      <w:tr>
+        <w:trPr>
+          <w:tblHeader w:val="off"/>
+        </w:trPr>
+        <w:tc>
+          <w:tcPr>
+            <w:tcW w:type="dxa" w:w="4680"/>
+            <w:tcBorders>
+              <w:top w:val="single" w:color="BFC5CE" w:sz="4"/>
+              <w:left w:val="single" w:color="BFC5CE" w:sz="4"/>
+              <w:bottom w:val="single" w:color="BFC5CE" w:sz="4"/>
+              <w:right w:val="single" w:color="BFC5CE" w:sz="4"/>
+            </w:tcBorders>
+            <w:tcMar>
+              <w:top w:type="dxa" w:w="60"/>
+              <w:left w:type="dxa" w:w="90"/>
+              <w:bottom w:type="dxa" w:w="60"/>
+              <w:right w:type="dxa" w:w="90"/>
+            </w:tcMar>
+          </w:tcPr>
+          <w:p>
+            <w:r>
+              <w:rPr>
+                <w:rFonts w:ascii="Calibri" w:cs="Calibri" w:eastAsia="Calibri" w:hAnsi="Calibri"/>
+                <w:sz w:val="19"/>
+                <w:szCs w:val="19"/>
+              </w:rPr>
+              <w:t xml:space="preserve">Settings</w:t>
+            </w:r>
+          </w:p>
+        </w:tc>
+        <w:tc>
+          <w:tcPr>
+            <w:tcW w:type="dxa" w:w="4680"/>
+            <w:tcBorders>
+              <w:top w:val="single" w:color="BFC5CE" w:sz="4"/>
+              <w:left w:val="single" w:color="BFC5CE" w:sz="4"/>
+              <w:bottom w:val="single" w:color="BFC5CE" w:sz="4"/>
+              <w:right w:val="single" w:color="BFC5CE" w:sz="4"/>
+            </w:tcBorders>
+            <w:tcMar>
+              <w:top w:type="dxa" w:w="60"/>
+              <w:left w:type="dxa" w:w="90"/>
+              <w:bottom w:type="dxa" w:w="60"/>
+              <w:right w:type="dxa" w:w="90"/>
+            </w:tcMar>
+          </w:tcPr>
+          <w:p>
+            <w:r>
+              <w:rPr>
+                <w:rFonts w:ascii="Calibri" w:cs="Calibri" w:eastAsia="Calibri" w:hAnsi="Calibri"/>
+                <w:sz w:val="19"/>
+                <w:szCs w:val="19"/>
+              </w:rPr>
+              <w:t xml:space="preserve">The same five sections in the same order, with the same wording: Visual Alerts (banners locked on), Captions (size, colour and preview), Audio (volume and balance), Vibration (switch and three rhythms), and </w:t>
+            </w:r>
+            <w:r>
+              <w:rPr>
+                <w:rFonts w:ascii="Calibri" w:cs="Calibri" w:eastAsia="Calibri" w:hAnsi="Calibri"/>
+                <w:b/>
+                <w:bCs/>
+                <w:sz w:val="19"/>
+                <w:szCs w:val="19"/>
+              </w:rPr>
+              <w:t xml:space="preserve">Account</w:t>
+            </w:r>
+            <w:r>
+              <w:rPr>
+                <w:rFonts w:ascii="Calibri" w:cs="Calibri" w:eastAsia="Calibri" w:hAnsi="Calibri"/>
+                <w:sz w:val="19"/>
+                <w:szCs w:val="19"/>
+              </w:rPr>
+              <w:t xml:space="preserve"> ("Margaret Whitfield · Care Recipient" with Sign out).</w:t>
+            </w:r>
+          </w:p>
+        </w:tc>
+      </w:tr>
+    </w:tbl>
+    <w:p/>
+    <w:tbl>
+      <w:tblPr>
+        <w:tblW w:type="dxa" w:w="9360"/>
+        <w:tblBorders>
+          <w:top w:val="single" w:color="auto" w:sz="4"/>
+          <w:left w:val="single" w:color="auto" w:sz="4"/>
+          <w:bottom w:val="single" w:color="auto" w:sz="4"/>
+          <w:right w:val="single" w:color="auto" w:sz="4"/>
+          <w:insideH w:val="single" w:color="auto" w:sz="4"/>
+          <w:insideV w:val="single" w:color="auto" w:sz="4"/>
+        </w:tblBorders>
+      </w:tblPr>
+      <w:tblGrid>
+        <w:gridCol w:w="4680"/>
+        <w:gridCol w:w="4680"/>
+      </w:tblGrid>
+      <w:tr>
+        <w:trPr>
+          <w:tblHeader/>
+        </w:trPr>
+        <w:tc>
+          <w:tcPr>
+            <w:tcW w:type="dxa" w:w="4680"/>
+            <w:tcBorders>
+              <w:top w:val="single" w:color="BFC5CE" w:sz="4"/>
+              <w:left w:val="single" w:color="BFC5CE" w:sz="4"/>
+              <w:bottom w:val="single" w:color="BFC5CE" w:sz="4"/>
+              <w:right w:val="single" w:color="BFC5CE" w:sz="4"/>
+            </w:tcBorders>
+            <w:shd w:fill="E8F1F6" w:color="auto" w:val="clear"/>
+            <w:tcMar>
+              <w:top w:type="dxa" w:w="60"/>
+              <w:left w:type="dxa" w:w="90"/>
+              <w:bottom w:type="dxa" w:w="60"/>
+              <w:right w:type="dxa" w:w="90"/>
+            </w:tcMar>
+          </w:tcPr>
+          <w:p>
+            <w:r>
+              <w:rPr>
+                <w:rFonts w:ascii="Calibri" w:cs="Calibri" w:eastAsia="Calibri" w:hAnsi="Calibri"/>
+                <w:b/>
+                <w:bCs/>
+                <w:sz w:val="19"/>
+                <w:szCs w:val="19"/>
+              </w:rPr>
+              <w:t xml:space="preserve">Different on the web, on purpose</w:t>
+            </w:r>
+          </w:p>
+        </w:tc>
+        <w:tc>
+          <w:tcPr>
+            <w:tcW w:type="dxa" w:w="4680"/>
+            <w:tcBorders>
+              <w:top w:val="single" w:color="BFC5CE" w:sz="4"/>
+              <w:left w:val="single" w:color="BFC5CE" w:sz="4"/>
+              <w:bottom w:val="single" w:color="BFC5CE" w:sz="4"/>
+              <w:right w:val="single" w:color="BFC5CE" w:sz="4"/>
+            </w:tcBorders>
+            <w:shd w:fill="E8F1F6" w:color="auto" w:val="clear"/>
+            <w:tcMar>
+              <w:top w:type="dxa" w:w="60"/>
+              <w:left w:type="dxa" w:w="90"/>
+              <w:bottom w:type="dxa" w:w="60"/>
+              <w:right w:type="dxa" w:w="90"/>
+            </w:tcMar>
+          </w:tcPr>
+          <w:p>
+            <w:r>
+              <w:rPr>
+                <w:rFonts w:ascii="Calibri" w:cs="Calibri" w:eastAsia="Calibri" w:hAnsi="Calibri"/>
+                <w:b/>
+                <w:bCs/>
+                <w:sz w:val="19"/>
+                <w:szCs w:val="19"/>
+              </w:rPr>
+              <w:t xml:space="preserve">Why</w:t>
+            </w:r>
+          </w:p>
+        </w:tc>
+      </w:tr>
+      <w:tr>
+        <w:trPr>
+          <w:tblHeader w:val="off"/>
+        </w:trPr>
+        <w:tc>
+          <w:tcPr>
+            <w:tcW w:type="dxa" w:w="4680"/>
+            <w:tcBorders>
+              <w:top w:val="single" w:color="BFC5CE" w:sz="4"/>
+              <w:left w:val="single" w:color="BFC5CE" w:sz="4"/>
+              <w:bottom w:val="single" w:color="BFC5CE" w:sz="4"/>
+              <w:right w:val="single" w:color="BFC5CE" w:sz="4"/>
+            </w:tcBorders>
+            <w:tcMar>
+              <w:top w:type="dxa" w:w="60"/>
+              <w:left w:type="dxa" w:w="90"/>
+              <w:bottom w:type="dxa" w:w="60"/>
+              <w:right w:type="dxa" w:w="90"/>
+            </w:tcMar>
+          </w:tcPr>
+          <w:p>
+            <w:r>
+              <w:rPr>
+                <w:rFonts w:ascii="Calibri" w:cs="Calibri" w:eastAsia="Calibri" w:hAnsi="Calibri"/>
+                <w:sz w:val="19"/>
+                <w:szCs w:val="19"/>
+              </w:rPr>
+              <w:t xml:space="preserve">Contacts are links, not buttons</w:t>
+            </w:r>
+          </w:p>
+        </w:tc>
+        <w:tc>
+          <w:tcPr>
+            <w:tcW w:type="dxa" w:w="4680"/>
+            <w:tcBorders>
+              <w:top w:val="single" w:color="BFC5CE" w:sz="4"/>
+              <w:left w:val="single" w:color="BFC5CE" w:sz="4"/>
+              <w:bottom w:val="single" w:color="BFC5CE" w:sz="4"/>
+              <w:right w:val="single" w:color="BFC5CE" w:sz="4"/>
+            </w:tcBorders>
+            <w:tcMar>
+              <w:top w:type="dxa" w:w="60"/>
+              <w:left w:type="dxa" w:w="90"/>
+              <w:bottom w:type="dxa" w:w="60"/>
+              <w:right w:type="dxa" w:w="90"/>
+            </w:tcMar>
+          </w:tcPr>
+          <w:p>
+            <w:r>
+              <w:rPr>
+                <w:rFonts w:ascii="Calibri" w:cs="Calibri" w:eastAsia="Calibri" w:hAnsi="Calibri"/>
+                <w:sz w:val="19"/>
+                <w:szCs w:val="19"/>
+              </w:rPr>
+              <w:t xml:space="preserve">On a website, something that goes to another page is a link. Browsers then offer open-in-new-tab and history for free.</w:t>
+            </w:r>
+          </w:p>
+        </w:tc>
+      </w:tr>
+      <w:tr>
+        <w:trPr>
+          <w:tblHeader w:val="off"/>
+        </w:trPr>
+        <w:tc>
+          <w:tcPr>
+            <w:tcW w:type="dxa" w:w="4680"/>
+            <w:tcBorders>
+              <w:top w:val="single" w:color="BFC5CE" w:sz="4"/>
+              <w:left w:val="single" w:color="BFC5CE" w:sz="4"/>
+              <w:bottom w:val="single" w:color="BFC5CE" w:sz="4"/>
+              <w:right w:val="single" w:color="BFC5CE" w:sz="4"/>
+            </w:tcBorders>
+            <w:tcMar>
+              <w:top w:type="dxa" w:w="60"/>
+              <w:left w:type="dxa" w:w="90"/>
+              <w:bottom w:type="dxa" w:w="60"/>
+              <w:right w:type="dxa" w:w="90"/>
+            </w:tcMar>
+          </w:tcPr>
+          <w:p>
+            <w:r>
+              <w:rPr>
+                <w:rFonts w:ascii="Calibri" w:cs="Calibri" w:eastAsia="Calibri" w:hAnsi="Calibri"/>
+                <w:sz w:val="19"/>
+                <w:szCs w:val="19"/>
+              </w:rPr>
+              <w:t xml:space="preserve">Search box, opened with "/"</w:t>
+            </w:r>
+          </w:p>
+        </w:tc>
+        <w:tc>
+          <w:tcPr>
+            <w:tcW w:type="dxa" w:w="4680"/>
+            <w:tcBorders>
+              <w:top w:val="single" w:color="BFC5CE" w:sz="4"/>
+              <w:left w:val="single" w:color="BFC5CE" w:sz="4"/>
+              <w:bottom w:val="single" w:color="BFC5CE" w:sz="4"/>
+              <w:right w:val="single" w:color="BFC5CE" w:sz="4"/>
+            </w:tcBorders>
+            <w:tcMar>
+              <w:top w:type="dxa" w:w="60"/>
+              <w:left w:type="dxa" w:w="90"/>
+              <w:bottom w:type="dxa" w:w="60"/>
+              <w:right w:type="dxa" w:w="90"/>
+            </w:tcMar>
+          </w:tcPr>
+          <w:p>
+            <w:r>
+              <w:rPr>
+                <w:rFonts w:ascii="Calibri" w:cs="Calibri" w:eastAsia="Calibri" w:hAnsi="Calibri"/>
+                <w:sz w:val="19"/>
+                <w:szCs w:val="19"/>
+              </w:rPr>
+              <w:t xml:space="preserve">Desktop has search opened with Ctrl+F. Browsers already use Ctrl+F for find in page, and "/" is the usual web shortcut for a page's search.</w:t>
+            </w:r>
+          </w:p>
+        </w:tc>
+      </w:tr>
+      <w:tr>
+        <w:trPr>
+          <w:tblHeader w:val="off"/>
+        </w:trPr>
+        <w:tc>
+          <w:tcPr>
+            <w:tcW w:type="dxa" w:w="4680"/>
+            <w:tcBorders>
+              <w:top w:val="single" w:color="BFC5CE" w:sz="4"/>
+              <w:left w:val="single" w:color="BFC5CE" w:sz="4"/>
+              <w:bottom w:val="single" w:color="BFC5CE" w:sz="4"/>
+              <w:right w:val="single" w:color="BFC5CE" w:sz="4"/>
+            </w:tcBorders>
+            <w:tcMar>
+              <w:top w:type="dxa" w:w="60"/>
+              <w:left w:type="dxa" w:w="90"/>
+              <w:bottom w:type="dxa" w:w="60"/>
+              <w:right w:type="dxa" w:w="90"/>
+            </w:tcMar>
+          </w:tcPr>
+          <w:p>
+            <w:r>
+              <w:rPr>
+                <w:rFonts w:ascii="Calibri" w:cs="Calibri" w:eastAsia="Calibri" w:hAnsi="Calibri"/>
+                <w:sz w:val="19"/>
+                <w:szCs w:val="19"/>
+              </w:rPr>
+              <w:t xml:space="preserve">Sign out asks for confirmation first</w:t>
+            </w:r>
+          </w:p>
+        </w:tc>
+        <w:tc>
+          <w:tcPr>
+            <w:tcW w:type="dxa" w:w="4680"/>
+            <w:tcBorders>
+              <w:top w:val="single" w:color="BFC5CE" w:sz="4"/>
+              <w:left w:val="single" w:color="BFC5CE" w:sz="4"/>
+              <w:bottom w:val="single" w:color="BFC5CE" w:sz="4"/>
+              <w:right w:val="single" w:color="BFC5CE" w:sz="4"/>
+            </w:tcBorders>
+            <w:tcMar>
+              <w:top w:type="dxa" w:w="60"/>
+              <w:left w:type="dxa" w:w="90"/>
+              <w:bottom w:type="dxa" w:w="60"/>
+              <w:right w:type="dxa" w:w="90"/>
+            </w:tcMar>
+          </w:tcPr>
+          <w:p>
+            <w:r>
+              <w:rPr>
+                <w:rFonts w:ascii="Calibri" w:cs="Calibri" w:eastAsia="Calibri" w:hAnsi="Calibri"/>
+                <w:sz w:val="19"/>
+                <w:szCs w:val="19"/>
+              </w:rPr>
+              <w:t xml:space="preserve">On desktop it runs straight away. On mobile it isn't built yet ("Sign out is not ready yet"). On the web it really signs out, so it asks first.</w:t>
+            </w:r>
+          </w:p>
+        </w:tc>
+      </w:tr>
+      <w:tr>
+        <w:trPr>
+          <w:tblHeader w:val="off"/>
+        </w:trPr>
+        <w:tc>
+          <w:tcPr>
+            <w:tcW w:type="dxa" w:w="4680"/>
+            <w:tcBorders>
+              <w:top w:val="single" w:color="BFC5CE" w:sz="4"/>
+              <w:left w:val="single" w:color="BFC5CE" w:sz="4"/>
+              <w:bottom w:val="single" w:color="BFC5CE" w:sz="4"/>
+              <w:right w:val="single" w:color="BFC5CE" w:sz="4"/>
+            </w:tcBorders>
+            <w:tcMar>
+              <w:top w:type="dxa" w:w="60"/>
+              <w:left w:type="dxa" w:w="90"/>
+              <w:bottom w:type="dxa" w:w="60"/>
+              <w:right w:type="dxa" w:w="90"/>
+            </w:tcMar>
+          </w:tcPr>
+          <w:p>
+            <w:r>
+              <w:rPr>
+                <w:rFonts w:ascii="Calibri" w:cs="Calibri" w:eastAsia="Calibri" w:hAnsi="Calibri"/>
+                <w:sz w:val="19"/>
+                <w:szCs w:val="19"/>
+              </w:rPr>
+              <w:t xml:space="preserve">Offline queue</w:t>
+            </w:r>
+          </w:p>
+        </w:tc>
+        <w:tc>
+          <w:tcPr>
+            <w:tcW w:type="dxa" w:w="4680"/>
+            <w:tcBorders>
+              <w:top w:val="single" w:color="BFC5CE" w:sz="4"/>
+              <w:left w:val="single" w:color="BFC5CE" w:sz="4"/>
+              <w:bottom w:val="single" w:color="BFC5CE" w:sz="4"/>
+              <w:right w:val="single" w:color="BFC5CE" w:sz="4"/>
+            </w:tcBorders>
+            <w:tcMar>
+              <w:top w:type="dxa" w:w="60"/>
+              <w:left w:type="dxa" w:w="90"/>
+              <w:bottom w:type="dxa" w:w="60"/>
+              <w:right w:type="dxa" w:w="90"/>
+            </w:tcMar>
+          </w:tcPr>
+          <w:p>
+            <w:r>
+              <w:rPr>
+                <w:rFonts w:ascii="Calibri" w:cs="Calibri" w:eastAsia="Calibri" w:hAnsi="Calibri"/>
+                <w:sz w:val="19"/>
+                <w:szCs w:val="19"/>
+              </w:rPr>
+              <w:t xml:space="preserve">A website can lose its connection mid-conversation. Messages are kept as "Sending" and go out when the connection returns.</w:t>
+            </w:r>
+          </w:p>
+        </w:tc>
+      </w:tr>
+      <w:tr>
+        <w:trPr>
+          <w:tblHeader w:val="off"/>
+        </w:trPr>
+        <w:tc>
+          <w:tcPr>
+            <w:tcW w:type="dxa" w:w="4680"/>
+            <w:tcBorders>
+              <w:top w:val="single" w:color="BFC5CE" w:sz="4"/>
+              <w:left w:val="single" w:color="BFC5CE" w:sz="4"/>
+              <w:bottom w:val="single" w:color="BFC5CE" w:sz="4"/>
+              <w:right w:val="single" w:color="BFC5CE" w:sz="4"/>
+            </w:tcBorders>
+            <w:tcMar>
+              <w:top w:type="dxa" w:w="60"/>
+              <w:left w:type="dxa" w:w="90"/>
+              <w:bottom w:type="dxa" w:w="60"/>
+              <w:right w:type="dxa" w:w="90"/>
+            </w:tcMar>
+          </w:tcPr>
+          <w:p>
+            <w:r>
+              <w:rPr>
+                <w:rFonts w:ascii="Calibri" w:cs="Calibri" w:eastAsia="Calibri" w:hAnsi="Calibri"/>
+                <w:sz w:val="19"/>
+                <w:szCs w:val="19"/>
+              </w:rPr>
+              <w:t xml:space="preserve">No Ctrl/⌘+Shift+N alert shortcut or system notification</w:t>
+            </w:r>
+          </w:p>
+        </w:tc>
+        <w:tc>
+          <w:tcPr>
+            <w:tcW w:type="dxa" w:w="4680"/>
+            <w:tcBorders>
+              <w:top w:val="single" w:color="BFC5CE" w:sz="4"/>
+              <w:left w:val="single" w:color="BFC5CE" w:sz="4"/>
+              <w:bottom w:val="single" w:color="BFC5CE" w:sz="4"/>
+              <w:right w:val="single" w:color="BFC5CE" w:sz="4"/>
+            </w:tcBorders>
+            <w:tcMar>
+              <w:top w:type="dxa" w:w="60"/>
+              <w:left w:type="dxa" w:w="90"/>
+              <w:bottom w:type="dxa" w:w="60"/>
+              <w:right w:type="dxa" w:w="90"/>
+            </w:tcMar>
+          </w:tcPr>
+          <w:p>
+            <w:r>
+              <w:rPr>
+                <w:rFonts w:ascii="Calibri" w:cs="Calibri" w:eastAsia="Calibri" w:hAnsi="Calibri"/>
+                <w:sz w:val="19"/>
+                <w:szCs w:val="19"/>
+              </w:rPr>
+              <w:t xml:space="preserve">These are desktop-only features with no browser equivalent the user would expect.</w:t>
+            </w:r>
+          </w:p>
+        </w:tc>
+      </w:tr>
+    </w:tbl>
+    <w:p/>
+    <w:p>
+      <w:pPr>
+        <w:spacing w:after="120"/>
+      </w:pPr>
+      <w:r>
+        <w:rPr>
+          <w:rFonts w:ascii="Calibri" w:cs="Calibri" w:eastAsia="Calibri" w:hAnsi="Calibri"/>
+          <w:b/>
+          <w:bCs/>
+        </w:rPr>
+        <w:t xml:space="preserve">The header now matches too.</w:t>
+      </w:r>
+      <w:r>
+        <w:rPr>
+          <w:rFonts w:ascii="Calibri" w:cs="Calibri" w:eastAsia="Calibri" w:hAnsi="Calibri"/>
+        </w:rPr>
+        <w:t xml:space="preserve"> The web header had a green </w:t>
+      </w:r>
+      <w:r>
+        <w:rPr>
+          <w:rFonts w:ascii="Calibri" w:cs="Calibri" w:eastAsia="Calibri" w:hAnsi="Calibri"/>
+          <w:b/>
+          <w:bCs/>
+        </w:rPr>
+        <w:t xml:space="preserve">Call my caregiver</w:t>
+      </w:r>
+      <w:r>
+        <w:rPr>
+          <w:rFonts w:ascii="Calibri" w:cs="Calibri" w:eastAsia="Calibri" w:hAnsi="Calibri"/>
+        </w:rPr>
+        <w:t xml:space="preserve"> button that dialled Joyce's phone number (</w:t>
+      </w:r>
+      <w:r>
+        <w:rPr>
+          <w:rFonts w:ascii="Consolas" w:cs="Consolas" w:eastAsia="Consolas" w:hAnsi="Consolas"/>
+          <w:sz w:val="19"/>
+          <w:szCs w:val="19"/>
+        </w:rPr>
+        <w:t xml:space="preserve">tel:</w:t>
+      </w:r>
+      <w:r>
+        <w:rPr>
+          <w:rFonts w:ascii="Calibri" w:cs="Calibri" w:eastAsia="Calibri" w:hAnsi="Calibri"/>
+        </w:rPr>
+        <w:t xml:space="preserve">). None of the other apps has a voice-call button, because a phone call is the one channel a deaf user can't rely on. It is now </w:t>
+      </w:r>
+      <w:r>
+        <w:rPr>
+          <w:rFonts w:ascii="Calibri" w:cs="Calibri" w:eastAsia="Calibri" w:hAnsi="Calibri"/>
+          <w:b/>
+          <w:bCs/>
+        </w:rPr>
+        <w:t xml:space="preserve">Message my caregiver</w:t>
+      </w:r>
+      <w:r>
+        <w:rPr>
+          <w:rFonts w:ascii="Calibri" w:cs="Calibri" w:eastAsia="Calibri" w:hAnsi="Calibri"/>
+        </w:rPr>
+        <w:t xml:space="preserve">, which opens the written conversation with Joyce. The footer's "View contacts" link also no longer reloads the whole page.</w:t>
+      </w:r>
+    </w:p>
     <w:p>
       <w:pPr>
         <w:pStyle w:val="Heading3"/>
@@ -3149,7 +3981,7 @@
       <w:r>
         <w:drawing>
           <wp:inline distT="0" distB="0" distL="0" distR="0">
-            <wp:extent cx="1714500" cy="7239000"/>
+            <wp:extent cx="1543050" cy="7239000"/>
             <wp:effectExtent t="0" r="0" b="0" l="0"/>
             <wp:docPr id="3" name=""/>
             <wp:cNvGraphicFramePr>
@@ -3174,7 +4006,7 @@
                   <pic:spPr bwMode="auto">
                     <a:xfrm>
                       <a:off x="0" y="0"/>
-                      <a:ext cx="1714500" cy="7239000"/>
+                      <a:ext cx="1543050" cy="7239000"/>
                     </a:xfrm>
                     <a:prstGeom prst="rect">
                       <a:avLst/>
@@ -3368,7 +4200,7 @@
         <w:rPr>
           <w:rFonts w:ascii="Calibri" w:cs="Calibri" w:eastAsia="Calibri" w:hAnsi="Calibri"/>
         </w:rPr>
-        <w:t xml:space="preserve">. The preview line is cut off with an ellipsis instead of wrapping, so every row stays the same height and is easy to scan.</w:t>
+        <w:t xml:space="preserve">. The preview line is cut off with an ellipsis instead of wrapping, and the waiting count is a small circle with "waiting" underneath (as on mobile), so the name and relationship keep their room at 375 px.</w:t>
       </w:r>
     </w:p>
     <w:p>
@@ -3428,7 +4260,7 @@
         <w:rPr>
           <w:rFonts w:ascii="Calibri" w:cs="Calibri" w:eastAsia="Calibri" w:hAnsi="Calibri"/>
         </w:rPr>
-        <w:t xml:space="preserve"> A single readable column at every width. The size and colour choices wrap rather than overflow at 320 px.</w:t>
+        <w:t xml:space="preserve"> A single readable column at every width. The size and colour choices wrap rather than overflow at 320 px. On phones, each vibration rhythm's dotted pattern sits under its name instead of beside it, so the name doesn't wrap one word per line.</w:t>
       </w:r>
     </w:p>
     <w:p>
@@ -5478,7 +6310,7 @@
                 <w:sz w:val="19"/>
                 <w:szCs w:val="19"/>
               </w:rPr>
-              <w:t xml:space="preserve">Reset</w:t>
+              <w:t xml:space="preserve">Sign out</w:t>
             </w:r>
           </w:p>
         </w:tc>
@@ -5928,7 +6760,7 @@
                 <w:sz w:val="19"/>
                 <w:szCs w:val="19"/>
               </w:rPr>
-              <w:t xml:space="preserve">Each switch → caption size group → caption colour group → sliders → vibration switch → rhythm buttons → Reset</w:t>
+              <w:t xml:space="preserve">Each switch → caption size group → caption colour group → sliders → vibration switch → rhythm buttons → Sign out</w:t>
             </w:r>
           </w:p>
         </w:tc>
@@ -6043,7 +6875,7 @@
                 <w:sz w:val="19"/>
                 <w:szCs w:val="19"/>
               </w:rPr>
-              <w:t xml:space="preserve">Activates rhythm buttons and Reset</w:t>
+              <w:t xml:space="preserve">Activates rhythm buttons and Sign out</w:t>
             </w:r>
           </w:p>
         </w:tc>
@@ -6521,7 +7353,7 @@
                 <w:sz w:val="19"/>
                 <w:szCs w:val="19"/>
               </w:rPr>
-              <w:t xml:space="preserve">Closes the Reset dialog and returns focus to the Reset button</w:t>
+              <w:t xml:space="preserve">Closes the Sign out dialog and returns focus to the Sign out button</w:t>
             </w:r>
           </w:p>
         </w:tc>
@@ -6673,7 +7505,7 @@
         <w:rPr>
           <w:rFonts w:ascii="Calibri" w:cs="Calibri" w:eastAsia="Calibri" w:hAnsi="Calibri"/>
         </w:rPr>
-        <w:t xml:space="preserve">, so a screen reader announces the new page. The page title also changes ("Conversation — CareConnect"). After sending, focus stays in the message field so the next message can be typed straight away. After a refused send, focus returns to the field next to the error. "Clear search" puts focus back in the search box. The Reset dialog traps focus and returns it to the button that opened it.</w:t>
+        <w:t xml:space="preserve">, so a screen reader announces the new page. The page title also changes ("Conversation — CareConnect"). After sending, focus stays in the message field so the next message can be typed straight away. After a refused send, focus returns to the field next to the error. "Clear search" puts focus back in the search box. The Sign out dialog traps focus and returns it to the button that opened it.</w:t>
       </w:r>
     </w:p>
     <w:p>
@@ -7496,7 +8328,7 @@
                 <w:sz w:val="19"/>
                 <w:szCs w:val="19"/>
               </w:rPr>
-              <w:t xml:space="preserve">Enter on Reset opens the confirmation dialog</w:t>
+              <w:t xml:space="preserve">Enter on Sign out opens the confirmation dialog</w:t>
             </w:r>
           </w:p>
         </w:tc>
@@ -7570,7 +8402,7 @@
                 <w:sz w:val="19"/>
                 <w:szCs w:val="19"/>
               </w:rPr>
-              <w:t xml:space="preserve">Escape closes it; focus is back on Reset</w:t>
+              <w:t xml:space="preserve">Escape closes it; focus is back on Sign out</w:t>
             </w:r>
           </w:p>
         </w:tc>
@@ -7906,7 +8738,7 @@
         <w:rPr>
           <w:rFonts w:ascii="Calibri" w:cs="Calibri" w:eastAsia="Calibri" w:hAnsi="Calibri"/>
         </w:rPr>
-        <w:t xml:space="preserve">Component tests: 58 tests, 7 suites</w:t>
+        <w:t xml:space="preserve">Component tests: 59 tests, 7 suites</w:t>
       </w:r>
     </w:p>
     <w:tbl>
@@ -8177,7 +9009,7 @@
                 <w:sz w:val="19"/>
                 <w:szCs w:val="19"/>
               </w:rPr>
-              <w:t xml:space="preserve">18</w:t>
+              <w:t xml:space="preserve">20</w:t>
             </w:r>
           </w:p>
         </w:tc>
@@ -8204,7 +9036,7 @@
                 <w:sz w:val="19"/>
                 <w:szCs w:val="19"/>
               </w:rPr>
-              <w:t xml:space="preserve">Transcript and caption headings, day headings, send with the button and with Ctrl+Enter, Enter adds a new line, empty-message error linked to the field, counter, alert flash and written record, vibration-off wording, captioned call request, captions-off warning, offline queue → sent, Escape behaviour, unknown contact</w:t>
+              <w:t xml:space="preserve">Transcript and caption headings, relationship shown in words, day headings, send with the button and with Ctrl+Enter, Enter adds a new line, empty-message error linked to the field, counter, alert flash and written record, confirmation buzz (and none when vibration is off), vibration-off wording, captioned call request, captions-off warning, offline queue → sent, Escape behaviour, unknown contact</w:t>
             </w:r>
           </w:p>
         </w:tc>
@@ -8306,7 +9138,7 @@
                 <w:sz w:val="19"/>
                 <w:szCs w:val="19"/>
               </w:rPr>
-              <w:t xml:space="preserve">), reset through the dialog, repair of corrupt saved data</w:t>
+              <w:t xml:space="preserve">), Account section and sign out through the dialog, repair of corrupt saved data</w:t>
             </w:r>
           </w:p>
         </w:tc>
@@ -8365,7 +9197,7 @@
                 <w:sz w:val="19"/>
                 <w:szCs w:val="19"/>
               </w:rPr>
-              <w:t xml:space="preserve">14</w:t>
+              <w:t xml:space="preserve">13</w:t>
             </w:r>
           </w:p>
         </w:tc>
@@ -8392,7 +9224,7 @@
                 <w:sz w:val="19"/>
                 <w:szCs w:val="19"/>
               </w:rPr>
-              <w:t xml:space="preserve">Seeding, read state, blank-message guard, alert record, corrupt storage, offline queue, error outside the provider, clamping, reset</w:t>
+              <w:t xml:space="preserve">Seeding, read state, blank-message guard, alert record, corrupt storage, offline queue, error outside the provider, clamping</w:t>
             </w:r>
           </w:p>
         </w:tc>
@@ -8572,7 +9404,23 @@
                 <w:sz w:val="19"/>
                 <w:szCs w:val="19"/>
               </w:rPr>
-              <w:t xml:space="preserve">axe, landmark and title checks on my three routes</w:t>
+              <w:t xml:space="preserve">axe, landmark and title checks on my three routes. The header test now also checks there is no </w:t>
+            </w:r>
+            <w:r>
+              <w:rPr>
+                <w:rFonts w:ascii="Consolas" w:cs="Consolas" w:eastAsia="Consolas" w:hAnsi="Consolas"/>
+                <w:sz w:val="19"/>
+                <w:szCs w:val="19"/>
+              </w:rPr>
+              <w:t xml:space="preserve">tel:</w:t>
+            </w:r>
+            <w:r>
+              <w:rPr>
+                <w:rFonts w:ascii="Calibri" w:cs="Calibri" w:eastAsia="Calibri" w:hAnsi="Calibri"/>
+                <w:sz w:val="19"/>
+                <w:szCs w:val="19"/>
+              </w:rPr>
+              <w:t xml:space="preserve"> link</w:t>
             </w:r>
           </w:p>
         </w:tc>
@@ -8897,7 +9745,7 @@
           <w:sz w:val="18"/>
           <w:szCs w:val="18"/>
         </w:rPr>
-        <w:t xml:space="preserve">Whole web app: 481 tests passing</w:t>
+        <w:t xml:space="preserve">Whole web app: 482 tests passing</w:t>
       </w:r>
     </w:p>
     <w:p>
@@ -9075,7 +9923,7 @@
         <w:rPr>
           <w:rFonts w:ascii="Calibri" w:cs="Calibri" w:eastAsia="Calibri" w:hAnsi="Calibri"/>
         </w:rPr>
-        <w:t xml:space="preserve"> Space on a switch, Tab into the radio group, arrows, arrow keys on a slider, then a reload confirms everything was saved. The Reset dialog closes with Escape and returns focus.</w:t>
+        <w:t xml:space="preserve"> Space on a switch, Tab into the radio group, arrows, arrow keys on a slider, then a reload confirms everything was saved. The Sign out dialog closes with Escape and returns focus, and confirming it really signs out.</w:t>
       </w:r>
     </w:p>
     <w:p>
@@ -10216,7 +11064,7 @@
                 <w:sz w:val="19"/>
                 <w:szCs w:val="19"/>
               </w:rPr>
-              <w:t xml:space="preserve">94.68%</w:t>
+              <w:t xml:space="preserve">94.72%</w:t>
             </w:r>
           </w:p>
         </w:tc>
@@ -10245,7 +11093,7 @@
                 <w:sz w:val="19"/>
                 <w:szCs w:val="19"/>
               </w:rPr>
-              <w:t xml:space="preserve">87.37%</w:t>
+              <w:t xml:space="preserve">87.56%</w:t>
             </w:r>
           </w:p>
         </w:tc>
@@ -10274,7 +11122,7 @@
                 <w:sz w:val="19"/>
                 <w:szCs w:val="19"/>
               </w:rPr>
-              <w:t xml:space="preserve">87.92%</w:t>
+              <w:t xml:space="preserve">87.86%</w:t>
             </w:r>
           </w:p>
         </w:tc>
@@ -10303,7 +11151,7 @@
                 <w:sz w:val="19"/>
                 <w:szCs w:val="19"/>
               </w:rPr>
-              <w:t xml:space="preserve">95.00%</w:t>
+              <w:t xml:space="preserve">95.05%</w:t>
             </w:r>
           </w:p>
         </w:tc>
@@ -10529,7 +11377,7 @@
                 <w:sz w:val="19"/>
                 <w:szCs w:val="19"/>
               </w:rPr>
-              <w:t xml:space="preserve">89.7%</w:t>
+              <w:t xml:space="preserve">90.9%</w:t>
             </w:r>
           </w:p>
         </w:tc>
@@ -10642,7 +11490,7 @@
                 <w:sz w:val="19"/>
                 <w:szCs w:val="19"/>
               </w:rPr>
-              <w:t xml:space="preserve">96.7%</w:t>
+              <w:t xml:space="preserve">96.9%</w:t>
             </w:r>
           </w:p>
         </w:tc>
@@ -10723,7 +11571,7 @@
                 <w:sz w:val="19"/>
                 <w:szCs w:val="19"/>
               </w:rPr>
-              <w:t xml:space="preserve">96.7%</w:t>
+              <w:t xml:space="preserve">96.9%</w:t>
             </w:r>
           </w:p>
         </w:tc>
@@ -11781,13 +12629,27 @@
           <w:sz w:val="19"/>
           <w:szCs w:val="19"/>
         </w:rPr>
-        <w:t xml:space="preserve">jest.config.cjs</w:t>
-      </w:r>
-      <w:r>
-        <w:rPr>
-          <w:rFonts w:ascii="Calibri" w:cs="Calibri" w:eastAsia="Calibri" w:hAnsi="Calibri"/>
-        </w:rPr>
-        <w:t xml:space="preserve">: </w:t>
+        <w:t xml:space="preserve">Layout.tsx</w:t>
+      </w:r>
+      <w:r>
+        <w:rPr>
+          <w:rFonts w:ascii="Calibri" w:cs="Calibri" w:eastAsia="Calibri" w:hAnsi="Calibri"/>
+        </w:rPr>
+        <w:t xml:space="preserve"> header: </w:t>
+      </w:r>
+      <w:r>
+        <w:rPr>
+          <w:rFonts w:ascii="Calibri" w:cs="Calibri" w:eastAsia="Calibri" w:hAnsi="Calibri"/>
+          <w:b/>
+          <w:bCs/>
+        </w:rPr>
+        <w:t xml:space="preserve">Call my caregiver</w:t>
+      </w:r>
+      <w:r>
+        <w:rPr>
+          <w:rFonts w:ascii="Calibri" w:cs="Calibri" w:eastAsia="Calibri" w:hAnsi="Calibri"/>
+        </w:rPr>
+        <w:t xml:space="preserve"> (a </w:t>
       </w:r>
       <w:r>
         <w:rPr>
@@ -11795,41 +12657,27 @@
           <w:sz w:val="19"/>
           <w:szCs w:val="19"/>
         </w:rPr>
-        <w:t xml:space="preserve">.test.ts</w:t>
-      </w:r>
-      <w:r>
-        <w:rPr>
-          <w:rFonts w:ascii="Calibri" w:cs="Calibri" w:eastAsia="Calibri" w:hAnsi="Calibri"/>
-        </w:rPr>
-        <w:t xml:space="preserve"> files, </w:t>
-      </w:r>
-      <w:r>
-        <w:rPr>
-          <w:rFonts w:ascii="Consolas" w:cs="Consolas" w:eastAsia="Consolas" w:hAnsi="Consolas"/>
-          <w:sz w:val="19"/>
-          <w:szCs w:val="19"/>
-        </w:rPr>
-        <w:t xml:space="preserve">roots: ['src']</w:t>
-      </w:r>
-      <w:r>
-        <w:rPr>
-          <w:rFonts w:ascii="Calibri" w:cs="Calibri" w:eastAsia="Calibri" w:hAnsi="Calibri"/>
-        </w:rPr>
-        <w:t xml:space="preserve"> (stops Jest picking up </w:t>
-      </w:r>
-      <w:r>
-        <w:rPr>
-          <w:rFonts w:ascii="Consolas" w:cs="Consolas" w:eastAsia="Consolas" w:hAnsi="Consolas"/>
-          <w:sz w:val="19"/>
-          <w:szCs w:val="19"/>
-        </w:rPr>
-        <w:t xml:space="preserve">.claude/worktrees</w:t>
-      </w:r>
-      <w:r>
-        <w:rPr>
-          <w:rFonts w:ascii="Calibri" w:cs="Calibri" w:eastAsia="Calibri" w:hAnsi="Calibri"/>
-        </w:rPr>
-        <w:t xml:space="preserve">), my files in coverage, and the 75% threshold.</w:t>
+        <w:t xml:space="preserve">tel:</w:t>
+      </w:r>
+      <w:r>
+        <w:rPr>
+          <w:rFonts w:ascii="Calibri" w:cs="Calibri" w:eastAsia="Calibri" w:hAnsi="Calibri"/>
+        </w:rPr>
+        <w:t xml:space="preserve"> link) is now </w:t>
+      </w:r>
+      <w:r>
+        <w:rPr>
+          <w:rFonts w:ascii="Calibri" w:cs="Calibri" w:eastAsia="Calibri" w:hAnsi="Calibri"/>
+          <w:b/>
+          <w:bCs/>
+        </w:rPr>
+        <w:t xml:space="preserve">Message my caregiver</w:t>
+      </w:r>
+      <w:r>
+        <w:rPr>
+          <w:rFonts w:ascii="Calibri" w:cs="Calibri" w:eastAsia="Calibri" w:hAnsi="Calibri"/>
+        </w:rPr>
+        <w:t xml:space="preserve">, which opens Joyce's conversation, to match the desktop and mobile apps. The footer link uses the router.</w:t>
       </w:r>
     </w:p>
     <w:p>
@@ -11842,23 +12690,17 @@
       </w:pPr>
       <w:r>
         <w:rPr>
-          <w:rFonts w:ascii="Calibri" w:cs="Calibri" w:eastAsia="Calibri" w:hAnsi="Calibri"/>
-        </w:rPr>
-        <w:t xml:space="preserve">Removed the old </w:t>
-      </w:r>
-      <w:r>
-        <w:rPr>
           <w:rFonts w:ascii="Consolas" w:cs="Consolas" w:eastAsia="Consolas" w:hAnsi="Consolas"/>
           <w:sz w:val="19"/>
           <w:szCs w:val="19"/>
         </w:rPr>
-        <w:t xml:space="preserve">Contact</w:t>
-      </w:r>
-      <w:r>
-        <w:rPr>
-          <w:rFonts w:ascii="Calibri" w:cs="Calibri" w:eastAsia="Calibri" w:hAnsi="Calibri"/>
-        </w:rPr>
-        <w:t xml:space="preserve"> type and </w:t>
+        <w:t xml:space="preserve">ConfirmDialog.tsx</w:t>
+      </w:r>
+      <w:r>
+        <w:rPr>
+          <w:rFonts w:ascii="Calibri" w:cs="Calibri" w:eastAsia="Calibri" w:hAnsi="Calibri"/>
+        </w:rPr>
+        <w:t xml:space="preserve">: more room on the right of the title (</w:t>
       </w:r>
       <w:r>
         <w:rPr>
@@ -11866,13 +12708,13 @@
           <w:sz w:val="19"/>
           <w:szCs w:val="19"/>
         </w:rPr>
-        <w:t xml:space="preserve">contacts</w:t>
-      </w:r>
-      <w:r>
-        <w:rPr>
-          <w:rFonts w:ascii="Calibri" w:cs="Calibri" w:eastAsia="Calibri" w:hAnsi="Calibri"/>
-        </w:rPr>
-        <w:t xml:space="preserve"> mock data, which only the old Contacts page used.</w:t>
+        <w:t xml:space="preserve">pr-12</w:t>
+      </w:r>
+      <w:r>
+        <w:rPr>
+          <w:rFonts w:ascii="Calibri" w:cs="Calibri" w:eastAsia="Calibri" w:hAnsi="Calibri"/>
+        </w:rPr>
+        <w:t xml:space="preserve">), so a long title no longer runs under the × button.</w:t>
       </w:r>
     </w:p>
     <w:p>
@@ -11885,31 +12727,59 @@
       </w:pPr>
       <w:r>
         <w:rPr>
-          <w:rFonts w:ascii="Calibri" w:cs="Calibri" w:eastAsia="Calibri" w:hAnsi="Calibri"/>
-          <w:b/>
-          <w:bCs/>
-        </w:rPr>
-        <w:t xml:space="preserve">Coverage gap that isn't mine:</w:t>
-      </w:r>
-      <w:r>
-        <w:rPr>
-          <w:rFonts w:ascii="Calibri" w:cs="Calibri" w:eastAsia="Calibri" w:hAnsi="Calibri"/>
-        </w:rPr>
-        <w:t xml:space="preserve"> </w:t>
-      </w:r>
-      <w:r>
-        <w:rPr>
           <w:rFonts w:ascii="Consolas" w:cs="Consolas" w:eastAsia="Consolas" w:hAnsi="Consolas"/>
           <w:sz w:val="19"/>
           <w:szCs w:val="19"/>
         </w:rPr>
-        <w:t xml:space="preserve">src/pages/Memories.tsx</w:t>
-      </w:r>
-      <w:r>
-        <w:rPr>
-          <w:rFonts w:ascii="Calibri" w:cs="Calibri" w:eastAsia="Calibri" w:hAnsi="Calibri"/>
-        </w:rPr>
-        <w:t xml:space="preserve"> is at about 26% in the same report. It doesn't threaten the 75% total, but more tests there would help.</w:t>
+        <w:t xml:space="preserve">jest.config.cjs</w:t>
+      </w:r>
+      <w:r>
+        <w:rPr>
+          <w:rFonts w:ascii="Calibri" w:cs="Calibri" w:eastAsia="Calibri" w:hAnsi="Calibri"/>
+        </w:rPr>
+        <w:t xml:space="preserve">: </w:t>
+      </w:r>
+      <w:r>
+        <w:rPr>
+          <w:rFonts w:ascii="Consolas" w:cs="Consolas" w:eastAsia="Consolas" w:hAnsi="Consolas"/>
+          <w:sz w:val="19"/>
+          <w:szCs w:val="19"/>
+        </w:rPr>
+        <w:t xml:space="preserve">.test.ts</w:t>
+      </w:r>
+      <w:r>
+        <w:rPr>
+          <w:rFonts w:ascii="Calibri" w:cs="Calibri" w:eastAsia="Calibri" w:hAnsi="Calibri"/>
+        </w:rPr>
+        <w:t xml:space="preserve"> files, </w:t>
+      </w:r>
+      <w:r>
+        <w:rPr>
+          <w:rFonts w:ascii="Consolas" w:cs="Consolas" w:eastAsia="Consolas" w:hAnsi="Consolas"/>
+          <w:sz w:val="19"/>
+          <w:szCs w:val="19"/>
+        </w:rPr>
+        <w:t xml:space="preserve">roots: ['src']</w:t>
+      </w:r>
+      <w:r>
+        <w:rPr>
+          <w:rFonts w:ascii="Calibri" w:cs="Calibri" w:eastAsia="Calibri" w:hAnsi="Calibri"/>
+        </w:rPr>
+        <w:t xml:space="preserve"> (stops Jest picking up </w:t>
+      </w:r>
+      <w:r>
+        <w:rPr>
+          <w:rFonts w:ascii="Consolas" w:cs="Consolas" w:eastAsia="Consolas" w:hAnsi="Consolas"/>
+          <w:sz w:val="19"/>
+          <w:szCs w:val="19"/>
+        </w:rPr>
+        <w:t xml:space="preserve">.claude/worktrees</w:t>
+      </w:r>
+      <w:r>
+        <w:rPr>
+          <w:rFonts w:ascii="Calibri" w:cs="Calibri" w:eastAsia="Calibri" w:hAnsi="Calibri"/>
+        </w:rPr>
+        <w:t xml:space="preserve">), my files in coverage, and the 75% threshold.</w:t>
       </w:r>
     </w:p>
     <w:p>
@@ -11923,16 +12793,8 @@
       <w:r>
         <w:rPr>
           <w:rFonts w:ascii="Calibri" w:cs="Calibri" w:eastAsia="Calibri" w:hAnsi="Calibri"/>
-          <w:b/>
-          <w:bCs/>
-        </w:rPr>
-        <w:t xml:space="preserve">New dev dependencies:</w:t>
-      </w:r>
-      <w:r>
-        <w:rPr>
-          <w:rFonts w:ascii="Calibri" w:cs="Calibri" w:eastAsia="Calibri" w:hAnsi="Calibri"/>
-        </w:rPr>
-        <w:t xml:space="preserve"> </w:t>
+        </w:rPr>
+        <w:t xml:space="preserve">Removed the old </w:t>
       </w:r>
       <w:r>
         <w:rPr>
@@ -11940,13 +12802,13 @@
           <w:sz w:val="19"/>
           <w:szCs w:val="19"/>
         </w:rPr>
-        <w:t xml:space="preserve">@playwright/test</w:t>
-      </w:r>
-      <w:r>
-        <w:rPr>
-          <w:rFonts w:ascii="Calibri" w:cs="Calibri" w:eastAsia="Calibri" w:hAnsi="Calibri"/>
-        </w:rPr>
-        <w:t xml:space="preserve"> and </w:t>
+        <w:t xml:space="preserve">Contact</w:t>
+      </w:r>
+      <w:r>
+        <w:rPr>
+          <w:rFonts w:ascii="Calibri" w:cs="Calibri" w:eastAsia="Calibri" w:hAnsi="Calibri"/>
+        </w:rPr>
+        <w:t xml:space="preserve"> type and </w:t>
       </w:r>
       <w:r>
         <w:rPr>
@@ -11954,13 +12816,13 @@
           <w:sz w:val="19"/>
           <w:szCs w:val="19"/>
         </w:rPr>
-        <w:t xml:space="preserve">@testing-library/user-event</w:t>
-      </w:r>
-      <w:r>
-        <w:rPr>
-          <w:rFonts w:ascii="Calibri" w:cs="Calibri" w:eastAsia="Calibri" w:hAnsi="Calibri"/>
-        </w:rPr>
-        <w:t xml:space="preserve">. The new CI workflow runs Firefox, which can't launch locally on macOS 27.</w:t>
+        <w:t xml:space="preserve">contacts</w:t>
+      </w:r>
+      <w:r>
+        <w:rPr>
+          <w:rFonts w:ascii="Calibri" w:cs="Calibri" w:eastAsia="Calibri" w:hAnsi="Calibri"/>
+        </w:rPr>
+        <w:t xml:space="preserve"> mock data, which only the old Contacts page used.</w:t>
       </w:r>
     </w:p>
     <w:p>
@@ -11977,13 +12839,13 @@
           <w:b/>
           <w:bCs/>
         </w:rPr>
-        <w:t xml:space="preserve">Still open for whoever owns them:</w:t>
-      </w:r>
-      <w:r>
-        <w:rPr>
-          <w:rFonts w:ascii="Calibri" w:cs="Calibri" w:eastAsia="Calibri" w:hAnsi="Calibri"/>
-        </w:rPr>
-        <w:t xml:space="preserve"> the header's "Call my caregiver" (</w:t>
+        <w:t xml:space="preserve">Coverage gap that isn't mine:</w:t>
+      </w:r>
+      <w:r>
+        <w:rPr>
+          <w:rFonts w:ascii="Calibri" w:cs="Calibri" w:eastAsia="Calibri" w:hAnsi="Calibri"/>
+        </w:rPr>
+        <w:t xml:space="preserve"> </w:t>
       </w:r>
       <w:r>
         <w:rPr>
@@ -11991,13 +12853,36 @@
           <w:sz w:val="19"/>
           <w:szCs w:val="19"/>
         </w:rPr>
-        <w:t xml:space="preserve">tel:</w:t>
-      </w:r>
-      <w:r>
-        <w:rPr>
-          <w:rFonts w:ascii="Calibri" w:cs="Calibri" w:eastAsia="Calibri" w:hAnsi="Calibri"/>
-        </w:rPr>
-        <w:t xml:space="preserve">) and the footer's full-page-reload </w:t>
+        <w:t xml:space="preserve">src/pages/Memories.tsx</w:t>
+      </w:r>
+      <w:r>
+        <w:rPr>
+          <w:rFonts w:ascii="Calibri" w:cs="Calibri" w:eastAsia="Calibri" w:hAnsi="Calibri"/>
+        </w:rPr>
+        <w:t xml:space="preserve"> is at about 26% in the same report. It doesn't threaten the 75% total, but more tests there would help.</w:t>
+      </w:r>
+    </w:p>
+    <w:p>
+      <w:pPr>
+        <w:pStyle w:val="ListParagraph"/>
+        <w:numPr>
+          <w:ilvl w:val="0"/>
+          <w:numId w:val="2"/>
+        </w:numPr>
+      </w:pPr>
+      <w:r>
+        <w:rPr>
+          <w:rFonts w:ascii="Calibri" w:cs="Calibri" w:eastAsia="Calibri" w:hAnsi="Calibri"/>
+          <w:b/>
+          <w:bCs/>
+        </w:rPr>
+        <w:t xml:space="preserve">New dev dependencies:</w:t>
+      </w:r>
+      <w:r>
+        <w:rPr>
+          <w:rFonts w:ascii="Calibri" w:cs="Calibri" w:eastAsia="Calibri" w:hAnsi="Calibri"/>
+        </w:rPr>
+        <w:t xml:space="preserve"> </w:t>
       </w:r>
       <w:r>
         <w:rPr>
@@ -12005,13 +12890,27 @@
           <w:sz w:val="19"/>
           <w:szCs w:val="19"/>
         </w:rPr>
-        <w:t xml:space="preserve">&lt;a href="/app/contacts"&gt;</w:t>
-      </w:r>
-      <w:r>
-        <w:rPr>
-          <w:rFonts w:ascii="Calibri" w:cs="Calibri" w:eastAsia="Calibri" w:hAnsi="Calibri"/>
-        </w:rPr>
-        <w:t xml:space="preserve"> conflict with the no-voice-only rule and with client-side routing.</w:t>
+        <w:t xml:space="preserve">@playwright/test</w:t>
+      </w:r>
+      <w:r>
+        <w:rPr>
+          <w:rFonts w:ascii="Calibri" w:cs="Calibri" w:eastAsia="Calibri" w:hAnsi="Calibri"/>
+        </w:rPr>
+        <w:t xml:space="preserve"> and </w:t>
+      </w:r>
+      <w:r>
+        <w:rPr>
+          <w:rFonts w:ascii="Consolas" w:cs="Consolas" w:eastAsia="Consolas" w:hAnsi="Consolas"/>
+          <w:sz w:val="19"/>
+          <w:szCs w:val="19"/>
+        </w:rPr>
+        <w:t xml:space="preserve">@testing-library/user-event</w:t>
+      </w:r>
+      <w:r>
+        <w:rPr>
+          <w:rFonts w:ascii="Calibri" w:cs="Calibri" w:eastAsia="Calibri" w:hAnsi="Calibri"/>
+        </w:rPr>
+        <w:t xml:space="preserve">. The new CI workflow runs Firefox, which can't launch locally on macOS 27.</w:t>
       </w:r>
     </w:p>
     <w:p>
@@ -12443,7 +13342,7 @@
                     </pic:cNvPicPr>
                   </pic:nvPicPr>
                   <pic:blipFill>
-                    <a:blip r:embed="rId25" cstate="none"/>
+                    <a:blip r:embed="rId29" cstate="none"/>
                     <a:srcRect/>
                     <a:stretch>
                       <a:fillRect/>
@@ -12501,72 +13400,9 @@
       <w:r>
         <w:drawing>
           <wp:inline distT="0" distB="0" distL="0" distR="0">
-            <wp:extent cx="3914775" cy="6667500"/>
+            <wp:extent cx="3800475" cy="6667500"/>
             <wp:effectExtent t="0" r="0" b="0" l="0"/>
             <wp:docPr id="25" name=""/>
-            <wp:cNvGraphicFramePr>
-              <a:graphicFrameLocks xmlns:a="http://schemas.openxmlformats.org/drawingml/2006/main" noChangeAspect="1"/>
-            </wp:cNvGraphicFramePr>
-            <a:graphic xmlns:a="http://schemas.openxmlformats.org/drawingml/2006/main">
-              <a:graphicData uri="http://schemas.openxmlformats.org/drawingml/2006/picture">
-                <pic:pic xmlns:pic="http://schemas.openxmlformats.org/drawingml/2006/picture">
-                  <pic:nvPicPr>
-                    <pic:cNvPr id="0" name="" descr=""/>
-                    <pic:cNvPicPr>
-                      <a:picLocks noChangeAspect="1" noChangeArrowheads="1"/>
-                    </pic:cNvPicPr>
-                  </pic:nvPicPr>
-                  <pic:blipFill>
-                    <a:blip r:embed="rId29" cstate="none"/>
-                    <a:srcRect/>
-                    <a:stretch>
-                      <a:fillRect/>
-                    </a:stretch>
-                  </pic:blipFill>
-                  <pic:spPr bwMode="auto">
-                    <a:xfrm>
-                      <a:off x="0" y="0"/>
-                      <a:ext cx="3914775" cy="6667500"/>
-                    </a:xfrm>
-                    <a:prstGeom prst="rect">
-                      <a:avLst/>
-                    </a:prstGeom>
-                  </pic:spPr>
-                </pic:pic>
-              </a:graphicData>
-            </a:graphic>
-          </wp:inline>
-        </w:drawing>
-      </w:r>
-    </w:p>
-    <w:p>
-      <w:pPr>
-        <w:spacing w:after="200"/>
-        <w:jc w:val="center"/>
-      </w:pPr>
-      <w:r>
-        <w:rPr>
-          <w:rFonts w:ascii="Calibri" w:cs="Calibri" w:eastAsia="Calibri" w:hAnsi="Calibri"/>
-          <w:i/>
-          <w:iCs/>
-          <w:color w:val="555555"/>
-          <w:sz w:val="18"/>
-          <w:szCs w:val="18"/>
-        </w:rPr>
-        <w:t xml:space="preserve">Tablet — 768 px: contacts</w:t>
-      </w:r>
-    </w:p>
-    <w:p>
-      <w:pPr>
-        <w:keepNext/>
-        <w:jc w:val="center"/>
-      </w:pPr>
-      <w:r>
-        <w:drawing>
-          <wp:inline distT="0" distB="0" distL="0" distR="0">
-            <wp:extent cx="3657600" cy="6667500"/>
-            <wp:effectExtent t="0" r="0" b="0" l="0"/>
-            <wp:docPr id="26" name=""/>
             <wp:cNvGraphicFramePr>
               <a:graphicFrameLocks xmlns:a="http://schemas.openxmlformats.org/drawingml/2006/main" noChangeAspect="1"/>
             </wp:cNvGraphicFramePr>
@@ -12589,7 +13425,7 @@
                   <pic:spPr bwMode="auto">
                     <a:xfrm>
                       <a:off x="0" y="0"/>
-                      <a:ext cx="3657600" cy="6667500"/>
+                      <a:ext cx="3800475" cy="6667500"/>
                     </a:xfrm>
                     <a:prstGeom prst="rect">
                       <a:avLst/>
@@ -12616,7 +13452,7 @@
           <w:sz w:val="18"/>
           <w:szCs w:val="18"/>
         </w:rPr>
-        <w:t xml:space="preserve">Tablet — 768 px: conversation</w:t>
+        <w:t xml:space="preserve">Tablet — 768 px: contacts</w:t>
       </w:r>
     </w:p>
     <w:p>
@@ -12627,7 +13463,70 @@
       <w:r>
         <w:drawing>
           <wp:inline distT="0" distB="0" distL="0" distR="0">
-            <wp:extent cx="1581150" cy="6667500"/>
+            <wp:extent cx="3562350" cy="6667500"/>
+            <wp:effectExtent t="0" r="0" b="0" l="0"/>
+            <wp:docPr id="26" name=""/>
+            <wp:cNvGraphicFramePr>
+              <a:graphicFrameLocks xmlns:a="http://schemas.openxmlformats.org/drawingml/2006/main" noChangeAspect="1"/>
+            </wp:cNvGraphicFramePr>
+            <a:graphic xmlns:a="http://schemas.openxmlformats.org/drawingml/2006/main">
+              <a:graphicData uri="http://schemas.openxmlformats.org/drawingml/2006/picture">
+                <pic:pic xmlns:pic="http://schemas.openxmlformats.org/drawingml/2006/picture">
+                  <pic:nvPicPr>
+                    <pic:cNvPr id="0" name="" descr=""/>
+                    <pic:cNvPicPr>
+                      <a:picLocks noChangeAspect="1" noChangeArrowheads="1"/>
+                    </pic:cNvPicPr>
+                  </pic:nvPicPr>
+                  <pic:blipFill>
+                    <a:blip r:embed="rId31" cstate="none"/>
+                    <a:srcRect/>
+                    <a:stretch>
+                      <a:fillRect/>
+                    </a:stretch>
+                  </pic:blipFill>
+                  <pic:spPr bwMode="auto">
+                    <a:xfrm>
+                      <a:off x="0" y="0"/>
+                      <a:ext cx="3562350" cy="6667500"/>
+                    </a:xfrm>
+                    <a:prstGeom prst="rect">
+                      <a:avLst/>
+                    </a:prstGeom>
+                  </pic:spPr>
+                </pic:pic>
+              </a:graphicData>
+            </a:graphic>
+          </wp:inline>
+        </w:drawing>
+      </w:r>
+    </w:p>
+    <w:p>
+      <w:pPr>
+        <w:spacing w:after="200"/>
+        <w:jc w:val="center"/>
+      </w:pPr>
+      <w:r>
+        <w:rPr>
+          <w:rFonts w:ascii="Calibri" w:cs="Calibri" w:eastAsia="Calibri" w:hAnsi="Calibri"/>
+          <w:i/>
+          <w:iCs/>
+          <w:color w:val="555555"/>
+          <w:sz w:val="18"/>
+          <w:szCs w:val="18"/>
+        </w:rPr>
+        <w:t xml:space="preserve">Tablet — 768 px: conversation</w:t>
+      </w:r>
+    </w:p>
+    <w:p>
+      <w:pPr>
+        <w:keepNext/>
+        <w:jc w:val="center"/>
+      </w:pPr>
+      <w:r>
+        <w:drawing>
+          <wp:inline distT="0" distB="0" distL="0" distR="0">
+            <wp:extent cx="1419225" cy="6667500"/>
             <wp:effectExtent t="0" r="0" b="0" l="0"/>
             <wp:docPr id="27" name=""/>
             <wp:cNvGraphicFramePr>
@@ -12652,7 +13551,7 @@
                   <pic:spPr bwMode="auto">
                     <a:xfrm>
                       <a:off x="0" y="0"/>
-                      <a:ext cx="1581150" cy="6667500"/>
+                      <a:ext cx="1419225" cy="6667500"/>
                     </a:xfrm>
                     <a:prstGeom prst="rect">
                       <a:avLst/>
@@ -12706,7 +13605,7 @@
                     </pic:cNvPicPr>
                   </pic:nvPicPr>
                   <pic:blipFill>
-                    <a:blip r:embed="rId31" cstate="none"/>
+                    <a:blip r:embed="rId32" cstate="none"/>
                     <a:srcRect/>
                     <a:stretch>
                       <a:fillRect/>
@@ -12843,7 +13742,7 @@
                     </pic:cNvPicPr>
                   </pic:nvPicPr>
                   <pic:blipFill>
-                    <a:blip r:embed="rId32" cstate="none"/>
+                    <a:blip r:embed="rId33" cstate="none"/>
                     <a:srcRect/>
                     <a:stretch>
                       <a:fillRect/>
@@ -12890,72 +13789,9 @@
       <w:r>
         <w:drawing>
           <wp:inline distT="0" distB="0" distL="0" distR="0">
-            <wp:extent cx="3105150" cy="6667500"/>
+            <wp:extent cx="2790825" cy="6667500"/>
             <wp:effectExtent t="0" r="0" b="0" l="0"/>
             <wp:docPr id="31" name=""/>
-            <wp:cNvGraphicFramePr>
-              <a:graphicFrameLocks xmlns:a="http://schemas.openxmlformats.org/drawingml/2006/main" noChangeAspect="1"/>
-            </wp:cNvGraphicFramePr>
-            <a:graphic xmlns:a="http://schemas.openxmlformats.org/drawingml/2006/main">
-              <a:graphicData uri="http://schemas.openxmlformats.org/drawingml/2006/picture">
-                <pic:pic xmlns:pic="http://schemas.openxmlformats.org/drawingml/2006/picture">
-                  <pic:nvPicPr>
-                    <pic:cNvPr id="0" name="" descr=""/>
-                    <pic:cNvPicPr>
-                      <a:picLocks noChangeAspect="1" noChangeArrowheads="1"/>
-                    </pic:cNvPicPr>
-                  </pic:nvPicPr>
-                  <pic:blipFill>
-                    <a:blip r:embed="rId33" cstate="none"/>
-                    <a:srcRect/>
-                    <a:stretch>
-                      <a:fillRect/>
-                    </a:stretch>
-                  </pic:blipFill>
-                  <pic:spPr bwMode="auto">
-                    <a:xfrm>
-                      <a:off x="0" y="0"/>
-                      <a:ext cx="3105150" cy="6667500"/>
-                    </a:xfrm>
-                    <a:prstGeom prst="rect">
-                      <a:avLst/>
-                    </a:prstGeom>
-                  </pic:spPr>
-                </pic:pic>
-              </a:graphicData>
-            </a:graphic>
-          </wp:inline>
-        </w:drawing>
-      </w:r>
-    </w:p>
-    <w:p>
-      <w:pPr>
-        <w:spacing w:after="200"/>
-        <w:jc w:val="center"/>
-      </w:pPr>
-      <w:r>
-        <w:rPr>
-          <w:rFonts w:ascii="Calibri" w:cs="Calibri" w:eastAsia="Calibri" w:hAnsi="Calibri"/>
-          <w:i/>
-          <w:iCs/>
-          <w:color w:val="555555"/>
-          <w:sz w:val="18"/>
-          <w:szCs w:val="18"/>
-        </w:rPr>
-        <w:t xml:space="preserve">Desktop — 1440 px: settings</w:t>
-      </w:r>
-    </w:p>
-    <w:p>
-      <w:pPr>
-        <w:keepNext/>
-        <w:jc w:val="center"/>
-      </w:pPr>
-      <w:r>
-        <w:drawing>
-          <wp:inline distT="0" distB="0" distL="0" distR="0">
-            <wp:extent cx="5943600" cy="3714750"/>
-            <wp:effectExtent t="0" r="0" b="0" l="0"/>
-            <wp:docPr id="32" name=""/>
             <wp:cNvGraphicFramePr>
               <a:graphicFrameLocks xmlns:a="http://schemas.openxmlformats.org/drawingml/2006/main" noChangeAspect="1"/>
             </wp:cNvGraphicFramePr>
@@ -12978,7 +13814,7 @@
                   <pic:spPr bwMode="auto">
                     <a:xfrm>
                       <a:off x="0" y="0"/>
-                      <a:ext cx="5943600" cy="3714750"/>
+                      <a:ext cx="2790825" cy="6667500"/>
                     </a:xfrm>
                     <a:prstGeom prst="rect">
                       <a:avLst/>
@@ -13005,18 +13841,7 @@
           <w:sz w:val="18"/>
           <w:szCs w:val="18"/>
         </w:rPr>
-        <w:t xml:space="preserve">Desktop — 1440 px: navigation</w:t>
-      </w:r>
-    </w:p>
-    <w:p>
-      <w:pPr>
-        <w:pStyle w:val="Heading2"/>
-      </w:pPr>
-      <w:r>
-        <w:rPr>
-          <w:rFonts w:ascii="Calibri" w:cs="Calibri" w:eastAsia="Calibri" w:hAnsi="Calibri"/>
-        </w:rPr>
-        <w:t xml:space="preserve">Feature states (desktop)</w:t>
+        <w:t xml:space="preserve">Desktop — 1440 px: settings</w:t>
       </w:r>
     </w:p>
     <w:p>
@@ -13029,7 +13854,7 @@
           <wp:inline distT="0" distB="0" distL="0" distR="0">
             <wp:extent cx="5943600" cy="3714750"/>
             <wp:effectExtent t="0" r="0" b="0" l="0"/>
-            <wp:docPr id="33" name=""/>
+            <wp:docPr id="32" name=""/>
             <wp:cNvGraphicFramePr>
               <a:graphicFrameLocks xmlns:a="http://schemas.openxmlformats.org/drawingml/2006/main" noChangeAspect="1"/>
             </wp:cNvGraphicFramePr>
@@ -13079,7 +13904,18 @@
           <w:sz w:val="18"/>
           <w:szCs w:val="18"/>
         </w:rPr>
-        <w:t xml:space="preserve">Feature states (desktop): alert flash</w:t>
+        <w:t xml:space="preserve">Desktop — 1440 px: navigation</w:t>
+      </w:r>
+    </w:p>
+    <w:p>
+      <w:pPr>
+        <w:pStyle w:val="Heading2"/>
+      </w:pPr>
+      <w:r>
+        <w:rPr>
+          <w:rFonts w:ascii="Calibri" w:cs="Calibri" w:eastAsia="Calibri" w:hAnsi="Calibri"/>
+        </w:rPr>
+        <w:t xml:space="preserve">Feature states (desktop)</w:t>
       </w:r>
     </w:p>
     <w:p>
@@ -13092,7 +13928,7 @@
           <wp:inline distT="0" distB="0" distL="0" distR="0">
             <wp:extent cx="5943600" cy="3714750"/>
             <wp:effectExtent t="0" r="0" b="0" l="0"/>
-            <wp:docPr id="34" name=""/>
+            <wp:docPr id="33" name=""/>
             <wp:cNvGraphicFramePr>
               <a:graphicFrameLocks xmlns:a="http://schemas.openxmlformats.org/drawingml/2006/main" noChangeAspect="1"/>
             </wp:cNvGraphicFramePr>
@@ -13142,7 +13978,7 @@
           <w:sz w:val="18"/>
           <w:szCs w:val="18"/>
         </w:rPr>
-        <w:t xml:space="preserve">Feature states (desktop): composer validation</w:t>
+        <w:t xml:space="preserve">Feature states (desktop): alert flash</w:t>
       </w:r>
     </w:p>
     <w:p>
@@ -13155,7 +13991,7 @@
           <wp:inline distT="0" distB="0" distL="0" distR="0">
             <wp:extent cx="5943600" cy="3714750"/>
             <wp:effectExtent t="0" r="0" b="0" l="0"/>
-            <wp:docPr id="35" name=""/>
+            <wp:docPr id="34" name=""/>
             <wp:cNvGraphicFramePr>
               <a:graphicFrameLocks xmlns:a="http://schemas.openxmlformats.org/drawingml/2006/main" noChangeAspect="1"/>
             </wp:cNvGraphicFramePr>
@@ -13205,7 +14041,7 @@
           <w:sz w:val="18"/>
           <w:szCs w:val="18"/>
         </w:rPr>
-        <w:t xml:space="preserve">Feature states (desktop): contacts no match</w:t>
+        <w:t xml:space="preserve">Feature states (desktop): composer validation</w:t>
       </w:r>
     </w:p>
     <w:p>
@@ -13218,7 +14054,7 @@
           <wp:inline distT="0" distB="0" distL="0" distR="0">
             <wp:extent cx="5943600" cy="3714750"/>
             <wp:effectExtent t="0" r="0" b="0" l="0"/>
-            <wp:docPr id="36" name=""/>
+            <wp:docPr id="35" name=""/>
             <wp:cNvGraphicFramePr>
               <a:graphicFrameLocks xmlns:a="http://schemas.openxmlformats.org/drawingml/2006/main" noChangeAspect="1"/>
             </wp:cNvGraphicFramePr>
@@ -13268,7 +14104,7 @@
           <w:sz w:val="18"/>
           <w:szCs w:val="18"/>
         </w:rPr>
-        <w:t xml:space="preserve">Feature states (desktop): contacts search</w:t>
+        <w:t xml:space="preserve">Feature states (desktop): contacts no match</w:t>
       </w:r>
     </w:p>
     <w:p>
@@ -13281,7 +14117,7 @@
           <wp:inline distT="0" distB="0" distL="0" distR="0">
             <wp:extent cx="5943600" cy="3714750"/>
             <wp:effectExtent t="0" r="0" b="0" l="0"/>
-            <wp:docPr id="37" name=""/>
+            <wp:docPr id="36" name=""/>
             <wp:cNvGraphicFramePr>
               <a:graphicFrameLocks xmlns:a="http://schemas.openxmlformats.org/drawingml/2006/main" noChangeAspect="1"/>
             </wp:cNvGraphicFramePr>
@@ -13331,7 +14167,7 @@
           <w:sz w:val="18"/>
           <w:szCs w:val="18"/>
         </w:rPr>
-        <w:t xml:space="preserve">Feature states (desktop): conversation captions warning</w:t>
+        <w:t xml:space="preserve">Feature states (desktop): contacts search</w:t>
       </w:r>
     </w:p>
     <w:p>
@@ -13344,7 +14180,7 @@
           <wp:inline distT="0" distB="0" distL="0" distR="0">
             <wp:extent cx="5943600" cy="3714750"/>
             <wp:effectExtent t="0" r="0" b="0" l="0"/>
-            <wp:docPr id="38" name=""/>
+            <wp:docPr id="37" name=""/>
             <wp:cNvGraphicFramePr>
               <a:graphicFrameLocks xmlns:a="http://schemas.openxmlformats.org/drawingml/2006/main" noChangeAspect="1"/>
             </wp:cNvGraphicFramePr>
@@ -13394,7 +14230,7 @@
           <w:sz w:val="18"/>
           <w:szCs w:val="18"/>
         </w:rPr>
-        <w:t xml:space="preserve">Feature states (desktop): offline queued</w:t>
+        <w:t xml:space="preserve">Feature states (desktop): conversation captions warning</w:t>
       </w:r>
     </w:p>
     <w:p>
@@ -13407,7 +14243,7 @@
           <wp:inline distT="0" distB="0" distL="0" distR="0">
             <wp:extent cx="5943600" cy="3714750"/>
             <wp:effectExtent t="0" r="0" b="0" l="0"/>
-            <wp:docPr id="39" name=""/>
+            <wp:docPr id="38" name=""/>
             <wp:cNvGraphicFramePr>
               <a:graphicFrameLocks xmlns:a="http://schemas.openxmlformats.org/drawingml/2006/main" noChangeAspect="1"/>
             </wp:cNvGraphicFramePr>
@@ -13457,7 +14293,7 @@
           <w:sz w:val="18"/>
           <w:szCs w:val="18"/>
         </w:rPr>
-        <w:t xml:space="preserve">Feature states (desktop): offline sent</w:t>
+        <w:t xml:space="preserve">Feature states (desktop): offline queued</w:t>
       </w:r>
     </w:p>
     <w:p>
@@ -13470,7 +14306,7 @@
           <wp:inline distT="0" distB="0" distL="0" distR="0">
             <wp:extent cx="5943600" cy="3714750"/>
             <wp:effectExtent t="0" r="0" b="0" l="0"/>
-            <wp:docPr id="40" name=""/>
+            <wp:docPr id="39" name=""/>
             <wp:cNvGraphicFramePr>
               <a:graphicFrameLocks xmlns:a="http://schemas.openxmlformats.org/drawingml/2006/main" noChangeAspect="1"/>
             </wp:cNvGraphicFramePr>
@@ -13520,6 +14356,69 @@
           <w:sz w:val="18"/>
           <w:szCs w:val="18"/>
         </w:rPr>
+        <w:t xml:space="preserve">Feature states (desktop): offline sent</w:t>
+      </w:r>
+    </w:p>
+    <w:p>
+      <w:pPr>
+        <w:keepNext/>
+        <w:jc w:val="center"/>
+      </w:pPr>
+      <w:r>
+        <w:drawing>
+          <wp:inline distT="0" distB="0" distL="0" distR="0">
+            <wp:extent cx="5943600" cy="3714750"/>
+            <wp:effectExtent t="0" r="0" b="0" l="0"/>
+            <wp:docPr id="40" name=""/>
+            <wp:cNvGraphicFramePr>
+              <a:graphicFrameLocks xmlns:a="http://schemas.openxmlformats.org/drawingml/2006/main" noChangeAspect="1"/>
+            </wp:cNvGraphicFramePr>
+            <a:graphic xmlns:a="http://schemas.openxmlformats.org/drawingml/2006/main">
+              <a:graphicData uri="http://schemas.openxmlformats.org/drawingml/2006/picture">
+                <pic:pic xmlns:pic="http://schemas.openxmlformats.org/drawingml/2006/picture">
+                  <pic:nvPicPr>
+                    <pic:cNvPr id="0" name="" descr=""/>
+                    <pic:cNvPicPr>
+                      <a:picLocks noChangeAspect="1" noChangeArrowheads="1"/>
+                    </pic:cNvPicPr>
+                  </pic:nvPicPr>
+                  <pic:blipFill>
+                    <a:blip r:embed="rId43" cstate="none"/>
+                    <a:srcRect/>
+                    <a:stretch>
+                      <a:fillRect/>
+                    </a:stretch>
+                  </pic:blipFill>
+                  <pic:spPr bwMode="auto">
+                    <a:xfrm>
+                      <a:off x="0" y="0"/>
+                      <a:ext cx="5943600" cy="3714750"/>
+                    </a:xfrm>
+                    <a:prstGeom prst="rect">
+                      <a:avLst/>
+                    </a:prstGeom>
+                  </pic:spPr>
+                </pic:pic>
+              </a:graphicData>
+            </a:graphic>
+          </wp:inline>
+        </w:drawing>
+      </w:r>
+    </w:p>
+    <w:p>
+      <w:pPr>
+        <w:spacing w:after="200"/>
+        <w:jc w:val="center"/>
+      </w:pPr>
+      <w:r>
+        <w:rPr>
+          <w:rFonts w:ascii="Calibri" w:cs="Calibri" w:eastAsia="Calibri" w:hAnsi="Calibri"/>
+          <w:i/>
+          <w:iCs/>
+          <w:color w:val="555555"/>
+          <w:sz w:val="18"/>
+          <w:szCs w:val="18"/>
+        </w:rPr>
         <w:t xml:space="preserve">Feature states (desktop): settings captions off</w:t>
       </w:r>
     </w:p>
@@ -13547,7 +14446,7 @@
                     </pic:cNvPicPr>
                   </pic:nvPicPr>
                   <pic:blipFill>
-                    <a:blip r:embed="rId43" cstate="none"/>
+                    <a:blip r:embed="rId44" cstate="none"/>
                     <a:srcRect/>
                     <a:stretch>
                       <a:fillRect/>
